--- a/projects/valuepickr-open-screen/docs/Sai Life Sciences.docx
+++ b/projects/valuepickr-open-screen/docs/Sai Life Sciences.docx
@@ -2154,7 +2154,7 @@
         <w:spacing w:after="120" w:before="280"/>
       </w:pPr>
       <w:r>
-        <w:t xml:space="preserve">Ishmohit-Lens Checks (value chain · earnings quality · growth trajectory · management · global-signal check)</w:t>
+        <w:t xml:space="preserve">Ishmohit-Lens Checks (value chain · earnings quality · growth trajectory · management · quality metrics · track record · global-signal check)</w:t>
       </w:r>
     </w:p>
     <w:p>
@@ -2607,6 +2607,33 @@
                 <w:b/>
                 <w:bCs/>
               </w:rPr>
+              <w:t xml:space="preserve">Shareholder returns</w:t>
+            </w:r>
+          </w:p>
+        </w:tc>
+        <w:tc>
+          <w:tcPr>
+            <w:tcW w:type="dxa" w:w="5800"/>
+          </w:tcPr>
+          <w:p>
+            <w:r>
+              <w:t xml:space="preserve">—</w:t>
+            </w:r>
+          </w:p>
+        </w:tc>
+      </w:tr>
+      <w:tr>
+        <w:tc>
+          <w:tcPr>
+            <w:tcW w:type="dxa" w:w="3200"/>
+            <w:shd w:fill="F2F2F2" w:val="clear"/>
+          </w:tcPr>
+          <w:p>
+            <w:r>
+              <w:rPr>
+                <w:b/>
+                <w:bCs/>
+              </w:rPr>
               <w:t xml:space="preserve">Capability ladder / VAP</w:t>
             </w:r>
           </w:p>
@@ -2625,7 +2652,7 @@
     </w:tbl>
     <w:p>
       <w:pPr>
-        <w:spacing w:after="60" w:before="120"/>
+        <w:spacing w:after="120"/>
       </w:pPr>
       <w:r>
         <w:rPr>
@@ -2634,17 +2661,7 @@
           <w:sz w:val="20"/>
           <w:szCs w:val="20"/>
         </w:rPr>
-        <w:t xml:space="preserve">Global-signal check: </w:t>
-      </w:r>
-      <w:r>
-        <w:rPr>
-          <w:b w:val="false"/>
-          <w:bCs w:val="false"/>
-          <w:color w:val="A32020"/>
-          <w:sz w:val="20"/>
-          <w:szCs w:val="20"/>
-        </w:rPr>
-        <w:t xml:space="preserve">Indian-name alignment with the Life-sciences tools / bioprocessing recovery + CDMO 2.0 tailwind is not-yet-visible</w:t>
+        <w:t xml:space="preserve">Quality metrics (ROCE · debt · FCF · margin · capex):</w:t>
       </w:r>
     </w:p>
     <w:tbl>
@@ -2675,6 +2692,243 @@
                 <w:b/>
                 <w:bCs/>
               </w:rPr>
+              <w:t xml:space="preserve">Assessment</w:t>
+            </w:r>
+          </w:p>
+        </w:tc>
+        <w:tc>
+          <w:tcPr>
+            <w:tcW w:type="dxa" w:w="5800"/>
+          </w:tcPr>
+          <w:p>
+            <w:r>
+              <w:t xml:space="preserve">positive</w:t>
+            </w:r>
+          </w:p>
+        </w:tc>
+      </w:tr>
+      <w:tr>
+        <w:tc>
+          <w:tcPr>
+            <w:tcW w:type="dxa" w:w="3200"/>
+            <w:shd w:fill="F2F2F2" w:val="clear"/>
+          </w:tcPr>
+          <w:p>
+            <w:r>
+              <w:rPr>
+                <w:b/>
+                <w:bCs/>
+              </w:rPr>
+              <w:t xml:space="preserve">ROCE</w:t>
+            </w:r>
+          </w:p>
+        </w:tc>
+        <w:tc>
+          <w:tcPr>
+            <w:tcW w:type="dxa" w:w="5800"/>
+          </w:tcPr>
+          <w:p>
+            <w:r>
+              <w:t xml:space="preserve">19.6% (improving)</w:t>
+            </w:r>
+          </w:p>
+        </w:tc>
+      </w:tr>
+      <w:tr>
+        <w:tc>
+          <w:tcPr>
+            <w:tcW w:type="dxa" w:w="3200"/>
+            <w:shd w:fill="F2F2F2" w:val="clear"/>
+          </w:tcPr>
+          <w:p>
+            <w:r>
+              <w:rPr>
+                <w:b/>
+                <w:bCs/>
+              </w:rPr>
+              <w:t xml:space="preserve">Leverage</w:t>
+            </w:r>
+          </w:p>
+        </w:tc>
+        <w:tc>
+          <w:tcPr>
+            <w:tcW w:type="dxa" w:w="5800"/>
+          </w:tcPr>
+          <w:p>
+            <w:r>
+              <w:t xml:space="preserve">Net debt/EBITDA 0.3x</w:t>
+            </w:r>
+          </w:p>
+        </w:tc>
+      </w:tr>
+      <w:tr>
+        <w:tc>
+          <w:tcPr>
+            <w:tcW w:type="dxa" w:w="3200"/>
+            <w:shd w:fill="F2F2F2" w:val="clear"/>
+          </w:tcPr>
+          <w:p>
+            <w:r>
+              <w:rPr>
+                <w:b/>
+                <w:bCs/>
+              </w:rPr>
+              <w:t xml:space="preserve">FCF conversion</w:t>
+            </w:r>
+          </w:p>
+        </w:tc>
+        <w:tc>
+          <w:tcPr>
+            <w:tcW w:type="dxa" w:w="5800"/>
+          </w:tcPr>
+          <w:p>
+            <w:r>
+              <w:t xml:space="preserve">-20%</w:t>
+            </w:r>
+          </w:p>
+        </w:tc>
+      </w:tr>
+      <w:tr>
+        <w:tc>
+          <w:tcPr>
+            <w:tcW w:type="dxa" w:w="3200"/>
+            <w:shd w:fill="F2F2F2" w:val="clear"/>
+          </w:tcPr>
+          <w:p>
+            <w:r>
+              <w:rPr>
+                <w:b/>
+                <w:bCs/>
+              </w:rPr>
+              <w:t xml:space="preserve">Margin trend</w:t>
+            </w:r>
+          </w:p>
+        </w:tc>
+        <w:tc>
+          <w:tcPr>
+            <w:tcW w:type="dxa" w:w="5800"/>
+          </w:tcPr>
+          <w:p>
+            <w:r>
+              <w:t xml:space="preserve">expanding</w:t>
+            </w:r>
+          </w:p>
+        </w:tc>
+      </w:tr>
+      <w:tr>
+        <w:tc>
+          <w:tcPr>
+            <w:tcW w:type="dxa" w:w="3200"/>
+            <w:shd w:fill="F2F2F2" w:val="clear"/>
+          </w:tcPr>
+          <w:p>
+            <w:r>
+              <w:rPr>
+                <w:b/>
+                <w:bCs/>
+              </w:rPr>
+              <w:t xml:space="preserve">Capex efficiency</w:t>
+            </w:r>
+          </w:p>
+        </w:tc>
+        <w:tc>
+          <w:tcPr>
+            <w:tcW w:type="dxa" w:w="5800"/>
+          </w:tcPr>
+          <w:p>
+            <w:r>
+              <w:t xml:space="preserve">neutral</w:t>
+            </w:r>
+          </w:p>
+        </w:tc>
+      </w:tr>
+    </w:tbl>
+    <w:p>
+      <w:pPr>
+        <w:spacing w:after="60" w:before="120"/>
+      </w:pPr>
+      <w:r>
+        <w:rPr>
+          <w:b/>
+          <w:bCs/>
+          <w:sz w:val="20"/>
+          <w:szCs w:val="20"/>
+        </w:rPr>
+        <w:t xml:space="preserve">Track record (Coffee Can persistence check): </w:t>
+      </w:r>
+      <w:r>
+        <w:rPr>
+          <w:sz w:val="20"/>
+          <w:szCs w:val="20"/>
+        </w:rPr>
+        <w:t xml:space="preserve">cleared revenue growth ≥10% AND ROCE ≥15% in 2 of the last 7 years (consistency_score 29)</w:t>
+      </w:r>
+    </w:p>
+    <w:p>
+      <w:pPr>
+        <w:spacing w:after="120"/>
+      </w:pPr>
+      <w:r>
+        <w:rPr>
+          <w:color w:val="666666"/>
+          <w:sz w:val="18"/>
+          <w:szCs w:val="18"/>
+        </w:rPr>
+        <w:t xml:space="preserve">FY20-FY26 screener consolidated. Both revenue growth &gt;=10% AND ROCE &gt;=15% in the same FY: FY25 (rev +15.7%, ROCE 20%) and FY26 (rev +29%, ROCE ~19.6%). FY22-FY24 cleared the growth bar but ROCE was 6-14% (pre-scale). FY20-FY21 failed both.</w:t>
+      </w:r>
+    </w:p>
+    <w:p>
+      <w:pPr>
+        <w:spacing w:after="60" w:before="120"/>
+      </w:pPr>
+      <w:r>
+        <w:rPr>
+          <w:b/>
+          <w:bCs/>
+          <w:sz w:val="20"/>
+          <w:szCs w:val="20"/>
+        </w:rPr>
+        <w:t xml:space="preserve">Global-signal check: </w:t>
+      </w:r>
+      <w:r>
+        <w:rPr>
+          <w:b w:val="false"/>
+          <w:bCs w:val="false"/>
+          <w:color w:val="A32020"/>
+          <w:sz w:val="20"/>
+          <w:szCs w:val="20"/>
+        </w:rPr>
+        <w:t xml:space="preserve">Indian-name alignment with the Life-sciences tools / bioprocessing recovery + CDMO 2.0 tailwind is not-yet-visible</w:t>
+      </w:r>
+    </w:p>
+    <w:tbl>
+      <w:tblPr>
+        <w:tblW w:type="dxa" w:w="9000"/>
+        <w:tblBorders>
+          <w:top w:val="single" w:color="auto" w:sz="4"/>
+          <w:left w:val="single" w:color="auto" w:sz="4"/>
+          <w:bottom w:val="single" w:color="auto" w:sz="4"/>
+          <w:right w:val="single" w:color="auto" w:sz="4"/>
+          <w:insideH w:val="single" w:color="auto" w:sz="4"/>
+          <w:insideV w:val="single" w:color="auto" w:sz="4"/>
+        </w:tblBorders>
+      </w:tblPr>
+      <w:tblGrid>
+        <w:gridCol w:w="3200"/>
+        <w:gridCol w:w="5800"/>
+      </w:tblGrid>
+      <w:tr>
+        <w:tc>
+          <w:tcPr>
+            <w:tcW w:type="dxa" w:w="3200"/>
+            <w:shd w:fill="F2F2F2" w:val="clear"/>
+          </w:tcPr>
+          <w:p>
+            <w:r>
+              <w:rPr>
+                <w:b/>
+                <w:bCs/>
+              </w:rPr>
               <w:t xml:space="preserve">Bellwether / theme</w:t>
             </w:r>
           </w:p>
@@ -3149,6 +3403,34 @@
           <w:szCs w:val="24"/>
         </w:rPr>
         <w:t xml:space="preserve">neither</w:t>
+      </w:r>
+    </w:p>
+    <w:p>
+      <w:pPr>
+        <w:spacing w:after="120"/>
+      </w:pPr>
+      <w:r>
+        <w:rPr>
+          <w:color w:val="666666"/>
+          <w:sz w:val="20"/>
+          <w:szCs w:val="20"/>
+        </w:rPr>
+        <w:t xml:space="preserve">4-box gate — tailwind: yes · TAM: no · moat: weak · valuation: no  (score 1.5 / 4)</w:t>
+      </w:r>
+    </w:p>
+    <w:p>
+      <w:pPr>
+        <w:spacing w:after="120"/>
+      </w:pPr>
+      <w:r>
+        <w:rPr>
+          <w:i/>
+          <w:iCs/>
+          <w:color w:val="666666"/>
+          <w:sz w:val="20"/>
+          <w:szCs w:val="20"/>
+        </w:rPr>
+        <w:t xml:space="preserve">China+1 tailwind real but competed away by industry capacity adds; large-cap (~Rs32k Cr) exempt from TAM headroom; 87x P/E over-optimistic per market_expectation</w:t>
       </w:r>
     </w:p>
     <w:p>

--- a/projects/valuepickr-open-screen/docs/Sai Life Sciences.docx
+++ b/projects/valuepickr-open-screen/docs/Sai Life Sciences.docx
@@ -3524,6 +3524,179 @@
           <w:szCs w:val="18"/>
         </w:rPr>
         <w:t xml:space="preserve">This is independent research and analysis for informational purposes only, not personalized financial or investment advice. Past multi-bagger performance and forum/social sentiment are not indicators of future returns. Do your own due diligence before investing.</w:t>
+      </w:r>
+    </w:p>
+    <w:p/>
+    <w:p>
+      <w:r>
+        <w:rPr>
+          <w:b/>
+          <w:sz w:val="28"/>
+        </w:rPr>
+        <w:t>🔄 RESEARCH UPDATE - 2026-10-05</w:t>
+      </w:r>
+    </w:p>
+    <w:p>
+      <w:r>
+        <w:rPr>
+          <w:b/>
+        </w:rPr>
+        <w:t>📊 Key Metrics:</w:t>
+      </w:r>
+    </w:p>
+    <w:p>
+      <w:pPr>
+        <w:ind w:left="360"/>
+      </w:pPr>
+      <w:r>
+        <w:t xml:space="preserve">  • Company: Sai Life Sciences Ltd</w:t>
+      </w:r>
+    </w:p>
+    <w:p>
+      <w:pPr>
+        <w:ind w:left="360"/>
+      </w:pPr>
+      <w:r>
+        <w:t xml:space="preserve">  • Conviction: Not rated</w:t>
+      </w:r>
+    </w:p>
+    <w:p>
+      <w:pPr>
+        <w:ind w:left="360"/>
+      </w:pPr>
+      <w:r>
+        <w:t xml:space="preserve">  • Thesis: neither</w:t>
+      </w:r>
+    </w:p>
+    <w:p>
+      <w:pPr>
+        <w:ind w:left="360"/>
+      </w:pPr>
+      <w:r>
+        <w:t xml:space="preserve">  • 4-Box Score: 1.5</w:t>
+      </w:r>
+    </w:p>
+    <w:p>
+      <w:pPr>
+        <w:ind w:left="360"/>
+      </w:pPr>
+      <w:r>
+        <w:t xml:space="preserve">  • Research Date: 2026-09-02</w:t>
+      </w:r>
+    </w:p>
+    <w:p>
+      <w:pPr>
+        <w:ind w:left="360"/>
+      </w:pPr>
+      <w:r>
+        <w:t xml:space="preserve">  • Red Flag: None</w:t>
+      </w:r>
+    </w:p>
+    <w:p/>
+    <w:p>
+      <w:r>
+        <w:rPr>
+          <w:b/>
+        </w:rPr>
+        <w:t>📝 Verdict:</w:t>
+      </w:r>
+    </w:p>
+    <w:p>
+      <w:pPr>
+        <w:ind w:left="360"/>
+      </w:pPr>
+      <w:r>
+        <w:t>Best business quality and deepest trusted conviction in the universe, executing well — but priced for ~30%+ growth it isn't currently delivering, and far too large for the multibagger framework</w:t>
+      </w:r>
+    </w:p>
+    <w:p/>
+    <w:p>
+      <w:r>
+        <w:rPr>
+          <w:b/>
+        </w:rPr>
+        <w:t>📈 Bull Case:</w:t>
+      </w:r>
+    </w:p>
+    <w:p>
+      <w:pPr>
+        <w:ind w:left="360"/>
+      </w:pPr>
+      <w:r>
+        <w:t>Genuinely high-quality CRDMO: FY26 revenue +29%, EBITDA margin 25%→30% (structural), PAT +109%, positive OCF Rs 509 Cr, low debt, ROCE ~20% and rising</w:t>
+      </w:r>
+    </w:p>
+    <w:p>
+      <w:pPr>
+        <w:ind w:left="360"/>
+      </w:pPr>
+      <w:r>
+        <w:t>Real China+1 structural tailwind (US pressure on WuXi) plus involvement in ~10% of 2025 FDA small-molecule approvals and &gt;90% returning-customer revenue</w:t>
+      </w:r>
+    </w:p>
+    <w:p>
+      <w:pPr>
+        <w:ind w:left="360"/>
+      </w:pPr>
+      <w:r>
+        <w:t>Credible, on-strategy expansion — Bidar to 1,150 KL by end-FY27 (first 225 KL block commissioning Q2 FY27), peptides, formulation, ADC linker-payload with Merck and GSK</w:t>
+      </w:r>
+    </w:p>
+    <w:p>
+      <w:pPr>
+        <w:ind w:left="360"/>
+      </w:pPr>
+      <w:r>
+        <w:t>Reliable management guidance (15-20% growth, 28-30% margin), reinforced by phreakv6's core-tier, molecule-level conviction — the deepest trusted-user call in the universe</w:t>
+      </w:r>
+    </w:p>
+    <w:p/>
+    <w:p>
+      <w:r>
+        <w:rPr>
+          <w:b/>
+        </w:rPr>
+        <w:t>📉 Bear Case:</w:t>
+      </w:r>
+    </w:p>
+    <w:p>
+      <w:pPr>
+        <w:ind w:left="360"/>
+      </w:pPr>
+      <w:r>
+        <w:t>Valuation is extreme — 87x trailing P/E, ~39x EV/EBITDA, 12.9x book — pricing ~30%+ sustained EPS CAGR</w:t>
+      </w:r>
+    </w:p>
+    <w:p>
+      <w:pPr>
+        <w:ind w:left="360"/>
+      </w:pPr>
+      <w:r>
+        <w:t>Near-term growth has decelerated: Q1 FY27 revenue +12% YoY with CDMO (the higher-value segment) up only 6%; management calls it lumpiness</w:t>
+      </w:r>
+    </w:p>
+    <w:p>
+      <w:pPr>
+        <w:ind w:left="360"/>
+      </w:pPr>
+      <w:r>
+        <w:t>FY27 capex roughly doubles to Rs 1,100-1,300 Cr into 65% utilisation; free cash flow stays negative — fill risk if biotech funding / big-pharma outsourcing don't step up</w:t>
+      </w:r>
+    </w:p>
+    <w:p>
+      <w:pPr>
+        <w:ind w:left="360"/>
+      </w:pPr>
+      <w:r>
+        <w:t>Customer concentration rising (top pharma clients 49% of revenue, from 28% in FY22); only two large-pharma integrated-model conversions expected in FY27</w:t>
+      </w:r>
+    </w:p>
+    <w:p>
+      <w:pPr>
+        <w:ind w:left="360"/>
+      </w:pPr>
+      <w:r>
+        <w:t>Already ~Rs 32,000 Cr market cap — a genuine large-cap, so the 10x/100x math cannot work regardless of execution quality</w:t>
       </w:r>
     </w:p>
     <w:sectPr>
